--- a/flow/20230914_vu_template/В,У - Мінея/09-Вересень/15-__-Микити.docx
+++ b/flow/20230914_vu_template/В,У - Мінея/09-Вересень/15-__-Микити.docx
@@ -1250,7 +1250,7 @@
           <w:sz w:val="24"/>
           <w:szCs w:val="24"/>
         </w:rPr>
-        <w:t>Виходить чоловік до свого діла,* і до своєї праці аж до вечора.</w:t>
+        <w:t>Виходить людина до свого діла,* і до своєї праці аж до вечора.</w:t>
       </w:r>
     </w:p>
     <w:p>
@@ -1740,7 +1740,7 @@
           <w:sz w:val="24"/>
           <w:szCs w:val="24"/>
         </w:rPr>
-        <w:t xml:space="preserve"> нас достойними любити і боятися тебе від усього серця нашого і творити в усьому волю твою. Бо ти є добрий і чоловіколюбний Бог, і тобі славу віддаємо: Отцю, і Сину, і Святому Духові, нині і повсякчас, і на віки віків. Амінь.</w:t>
+        <w:t xml:space="preserve"> нас достойними любити і боятися тебе від усього серця нашого і творити в усьому волю твою. Бо ти є добрий і людинолюбний Бог, і тобі славу віддаємо: Отцю, і Сину, і Святому Духові, нині і повсякчас, і на віки віків. Амінь.</w:t>
       </w:r>
     </w:p>
     <w:p>
@@ -1820,7 +1820,7 @@
           <w:sz w:val="24"/>
           <w:szCs w:val="24"/>
         </w:rPr>
-        <w:t>е, ніж ми просимо, або розуміємо. Самий ти, чоловіколюбний Царю, у всьому добрий, задовольни нас багатством твоїх ласк, щоб ми непостидною совістю призивали святе ім'я твоє; і не введи нас у спокусу, але визволь нас від злого, і провидінням твоїм дай нам у</w:t>
+        <w:t>е, ніж ми просимо, або розуміємо. Самий ти, людинолюбний Царю, у всьому добрий, задовольни нас багатством твоїх ласк, щоб ми непостидною совістю призивали святе ім'я твоє; і не введи нас у спокусу, але визволь нас від злого, і провидінням твоїм дай нам у</w:t>
       </w:r>
       <w:r>
         <w:rPr>
@@ -1864,7 +1864,7 @@
           <w:sz w:val="24"/>
           <w:szCs w:val="24"/>
         </w:rPr>
-        <w:t>адай твої милості і ласки, відвідай нас у твоїй доброті і дай нам пройти й останок нинішнього дня вільним від різних затій лукавого, і збережи наше життя без напастувань, благодаттю Святого твого Духа, − милістю, щедротами і чоловіколюб'ям єдинородного Син</w:t>
+        <w:t>адай твої милості і ласки, відвідай нас у твоїй доброті і дай нам пройти й останок нинішнього дня вільним від різних затій лукавого, і збережи наше життя без напастувань, благодаттю Святого твого Духа, − милістю, щедротами і людинолюб'ям єдинородного Син</w:t>
       </w:r>
       <w:r>
         <w:rPr>
@@ -1908,7 +1908,7 @@
           <w:sz w:val="24"/>
           <w:szCs w:val="24"/>
         </w:rPr>
-        <w:t xml:space="preserve">іцяне царство уділеними ласками впродовж цього дня, остерігши нас від усякого лиха! Дай нам і решту непорочно докінчити перед святою твоєю славою і величати тебе одного і доброго, і чоловіколюбного Бога нашого. Бо ти Бог наш і тобі славу віддаємо: Отцю, і </w:t>
+        <w:t xml:space="preserve">іцяне царство уділеними ласками впродовж цього дня, остерігши нас від усякого лиха! Дай нам і решту непорочно докінчити перед святою твоєю славою і величати тебе одного і доброго, і людинолюбного Бога нашого. Бо ти Бог наш і тобі славу віддаємо: Отцю, і </w:t>
       </w:r>
       <w:r>
         <w:rPr>
@@ -1952,7 +1952,7 @@
           <w:sz w:val="24"/>
           <w:szCs w:val="24"/>
         </w:rPr>
-        <w:t xml:space="preserve"> і зорі, щоб володіли ніччю, нас же грішних вчинив достойними і в теперішню годину стати перед твоїм обличчям, щоб тебе визнавати і принести тобі вечірнє славослов'я. Направ, Чоловіколюбче, молитву нашу, немов кадило, перед тобою і прийми її, як благовонни</w:t>
+        <w:t xml:space="preserve"> і зорі, щоб володіли ніччю, нас же грішних вчинив достойними і в теперішню годину стати перед твоїм обличчям, щоб тебе визнавати і принести тобі вечірнє славослов'я. Направ, Людинолюбче, молитву нашу, немов кадило, перед тобою і прийми її, як благовонни</w:t>
       </w:r>
       <w:r>
         <w:rPr>
@@ -1976,7 +1976,7 @@
           <w:sz w:val="24"/>
           <w:szCs w:val="24"/>
         </w:rPr>
-        <w:t xml:space="preserve">воїх людей провини. Відвідай їх задля молитов святої Богородиці. Бо ти є добрий і чоловіколюбний </w:t>
+        <w:t xml:space="preserve">воїх людей провини. Відвідай їх задля молитов святої Богородиці. Бо ти є добрий і людинолюбний </w:t>
       </w:r>
       <w:r>
         <w:rPr>
@@ -7686,7 +7686,7 @@
           <w:sz w:val="24"/>
           <w:szCs w:val="24"/>
         </w:rPr>
-        <w:t>Добрий Чоловіколюбче Царю, що все благословляєш! Молимось тобі наполегливо, серцем сокрушеним і духом смиренним: Благослови наші входи і виходи, Христе, істинний Боже наш. Бо прихід твій і вознесіння, і пожиття з людьми завжди благословенне: нині і повсякч</w:t>
+        <w:t>Добрий Людинолюбче Царю, що все благословляєш! Молимось тобі наполегливо, серцем сокрушеним і духом смиренним: Благослови наші входи і виходи, Христе, істинний Боже наш. Бо прихід твій і вознесіння, і пожиття з людьми завжди благословенне: нині і повсякч</w:t>
       </w:r>
       <w:r>
         <w:rPr>
@@ -10607,7 +10607,7 @@
           <w:szCs w:val="24"/>
           <w:u w:val="single"/>
         </w:rPr>
-        <w:t>перішню годину стати перед твоїм обличчям, щоб тебе визнавати і принести тобі вечірнє славослов'я. Направ, Чоловіколюбче, молитву нашу, немов кадило, перед тобою і прийми її, як благовонний запах. Дай нам мирний цей вечір і близьку вже ніч; зодягни нас у б</w:t>
+        <w:t>перішню годину стати перед твоїм обличчям, щоб тебе визнавати і принести тобі вечірнє славослов'я. Направ, Людинолюбче, молитву нашу, немов кадило, перед тобою і прийми її, як благовонний запах. Дай нам мирний цей вечір і близьку вже ніч; зодягни нас у б</w:t>
       </w:r>
       <w:r>
         <w:rPr>
@@ -10888,7 +10888,7 @@
           <w:sz w:val="24"/>
           <w:szCs w:val="24"/>
         </w:rPr>
-        <w:t xml:space="preserve"> Господи, Боже наш, що прихилив небо і зійшов на спасіння людського роду! Зглянься на слуг твоїх і на спадкоємство твоє, бо перед тобою, страшним і чоловіколюбним Суддею, слуг</w:t>
+        <w:t xml:space="preserve"> Господи, Боже наш, що прихилив небо і зійшов на спасіння людського роду! Зглянься на слуг твоїх і на спадкоємство твоє, бо перед тобою, страшним і людинолюбним Суддею, слуг</w:t>
       </w:r>
       <w:r>
         <w:rPr>
@@ -12439,7 +12439,7 @@
           <w:sz w:val="24"/>
           <w:szCs w:val="24"/>
         </w:rPr>
-        <w:t xml:space="preserve"> всіх святих, помилує і спасе нас, як благий і чоловіколюбець.</w:t>
+        <w:t xml:space="preserve"> всіх святих, помилує і спасе нас, як благий і людинолюбний.</w:t>
       </w:r>
     </w:p>
     <w:p>
@@ -13962,7 +13962,7 @@
           <w:sz w:val="24"/>
           <w:szCs w:val="24"/>
         </w:rPr>
-        <w:t>Мене залічено до тих, що сходять у яму.* Я став як чоловік, що допомоги не має.</w:t>
+        <w:t>Мене залічено до тих, що сходять у яму.* Я став як людина, що допомоги не має.</w:t>
       </w:r>
     </w:p>
     <w:p>
@@ -15644,7 +15644,7 @@
           <w:sz w:val="24"/>
           <w:szCs w:val="24"/>
         </w:rPr>
-        <w:t xml:space="preserve">к Добрий і Чоловіколюбець, аж до останнього нашого віддиху появляти тобі жертву справедливости й приноси на святих твоїх жертовниках, милістю і ласками і чоловіколюб'ям єдинородного Сина твого, з яким ти є благословенний з пресвятим, добрим і животворящим </w:t>
+        <w:t xml:space="preserve">к Добрий і Людинолюбець, аж до останнього нашого віддиху появляти тобі жертву справедливости й приноси на святих твоїх жертовниках, милістю і ласками і людинолюб'ям єдинородного Сина твого, з яким ти є благословенний з пресвятим, добрим і животворящим </w:t>
       </w:r>
       <w:r>
         <w:rPr>
@@ -17665,7 +17665,7 @@
           <w:sz w:val="24"/>
           <w:szCs w:val="24"/>
         </w:rPr>
-        <w:t xml:space="preserve"> Дереву хреста твого поклоняємось, Чоловіколюбче,* бо на ньому ти – Життя всіх, розп'явся і відчинив, Спасе, рай розбійникові,* що з вірою до тебе звернувся* і сподобився</w:t>
+        <w:t xml:space="preserve"> Дереву хреста твого поклоняємось, Людинолюбче,* бо на ньому ти – Життя всіх, розп'явся і відчинив, Спасе, рай розбійникові,* що з вірою до тебе звернувся* і сподобився</w:t>
       </w:r>
       <w:r>
         <w:rPr>
@@ -18037,7 +18037,7 @@
           <w:sz w:val="24"/>
           <w:szCs w:val="24"/>
         </w:rPr>
-        <w:t>Бо Ти благий і Чоловіколюбець Бог єси і Тобі славу возсилаємо Отцю, і Сину, і Святому Духові</w:t>
+        <w:t>Бо Ти благий і Людинолюбець Бог єси і Тобі славу возсилаємо Отцю, і Сину, і Святому Духові</w:t>
       </w:r>
       <w:r>
         <w:rPr>
@@ -18701,7 +18701,7 @@
           <w:szCs w:val="24"/>
           <w:u w:val="single"/>
         </w:rPr>
-        <w:t xml:space="preserve">нас і Духом владичним утверди нас, і радість спасіння твого яви нам. Не відкинь нас від лиця твого, але дозволь, як Добрий і Чоловіколюбець, аж до останнього нашого віддиху появляти тобі жертву справедливости й приноси на святих твоїх жертовниках, милістю </w:t>
+        <w:t xml:space="preserve">нас і Духом владичним утверди нас, і радість спасіння твого яви нам. Не відкинь нас від лиця твого, але дозволь, як Добрий і Людинолюбець, аж до останнього нашого віддиху появляти тобі жертву справедливости й приноси на святих твоїх жертовниках, милістю </w:t>
       </w:r>
       <w:r>
         <w:rPr>
@@ -18710,7 +18710,7 @@
           <w:szCs w:val="24"/>
           <w:u w:val="single"/>
         </w:rPr>
-        <w:t>і ласками і чоловіколюб'ям єдинородного Сина твого, з яким ти є благословенний з пресвятим, добрим і животворящим твоїм Духом, нині й повсякчас, і на віки віків. Амінь.]</w:t>
+        <w:t>і ласками і людинолюб'ям єдинородного Сина твого, з яким ти є благословенний з пресвятим, добрим і животворящим твоїм Духом, нині й повсякчас, і на віки віків. Амінь.]</w:t>
       </w:r>
     </w:p>
     <w:p>
@@ -24139,7 +24139,7 @@
           <w:sz w:val="24"/>
           <w:szCs w:val="24"/>
         </w:rPr>
-        <w:t>де в чому згрішили добровільно чи недобровільно, як добрий і чоловіколюбний Бог, прости і даруй нам земні й небесні добра твої:</w:t>
+        <w:t>де в чому згрішили добровільно чи недобровільно, як добрий і людинолюбний Бог, прости і даруй нам земні й небесні добра твої:</w:t>
       </w:r>
     </w:p>
     <w:p>
@@ -25604,7 +25604,7 @@
           <w:sz w:val="24"/>
           <w:szCs w:val="24"/>
         </w:rPr>
-        <w:t>, і всіх святих, помилує і спасе нас, як благий і чоловіколюбець.</w:t>
+        <w:t>, і всіх святих, помилує і спасе нас, як благий і людинолюбний.</w:t>
       </w:r>
     </w:p>
     <w:p>
